--- a/templates/plantilla.docx
+++ b/templates/plantilla.docx
@@ -1554,7 +1554,22 @@
         <w:t>tentamente</w:t>
       </w:r>
     </w:p>
-    <w:p/>
+    <w:p>
+      <w:pPr>
+        <w:jc w:val="center"/>
+        <w:rPr>
+          <w:sz w:val="20"/>
+          <w:szCs w:val="20"/>
+        </w:rPr>
+      </w:pPr>
+      <w:r>
+        <w:rPr>
+          <w:sz w:val="20"/>
+          <w:szCs w:val="20"/>
+        </w:rPr>
+        <w:t>"2026, Jalisco, Cuna de Identidad Nacional y el Mundial que nos Une"</w:t>
+      </w:r>
+    </w:p>
     <w:p/>
     <w:p/>
     <w:p/>
